--- a/이탈리아 검사/1부/1부_12화_결심.docx
+++ b/이탈리아 검사/1부/1부_12화_결심.docx
@@ -4132,7 +4132,7 @@
           <w:i w:val="0"/>
           <w:sz w:val="22"/>
         </w:rPr>
-        <w:t xml:space="preserve"> Mio padre diceva: càlati juncu, ca passa la china. Piegati, giunco, che passa la piena. Io mi sono piegato tutta la vita, Ale. Al porto, ai capi, a quelli che passavano a chiedere. E sono ancora qua. Ho una casa, una moglie, un figlio magistrato.</w:t>
+        <w:t xml:space="preserve"> Te l'ho detto a ottobre, sul balcone, quello che diceva mio padre. Il giunco. Io mi sono piegato tutta la vita, Ale. Al porto, ai capi, a quelli che passavano a chiedere. E sono ancora qua. Ho una casa, una moglie, un figlio magistrato.</w:t>
       </w:r>
     </w:p>
     <w:p>
@@ -5315,29 +5315,6 @@
           <w:sz w:val="22"/>
         </w:rPr>
         <w:t xml:space="preserve"> — 한국어 해설: 전해지는 말. 팔코네가 했다고 널리 전해지지만 정확한 출전은 확인되지 않는 문장으로, 극중에서도 지타가 '벨란디 자신도 직접 들은 것은 아니라며 늘 «Si dice»를 붙였다'고 밝힌다. 장면 8 묘지에서 알레시오가 앞 문장을 되뇌고 '끝까지 가겠다'고 맹세한다. 벨란디가 강조했다는 '다른 사람들의 다리'는 모카포트를 물려받은 알레시오 자신이며, 훗날 그 다리가 어디로 걸어가는지가 작품 전체의 질문이 된다.</w:t>
-      </w:r>
-    </w:p>
-    <w:p>
-      <w:pPr>
-        <w:spacing w:before="0" w:after="120"/>
-      </w:pPr>
-      <w:r>
-        <w:rPr>
-          <w:rFonts w:ascii="Times New Roman" w:hAnsi="Times New Roman" w:eastAsia="Malgun Gothic"/>
-          <w:b/>
-          <w:i w:val="0"/>
-          <w:sz w:val="22"/>
-        </w:rPr>
-        <w:t>시칠리아 속담: «càlati juncu, ca passa la china»</w:t>
-      </w:r>
-      <w:r>
-        <w:rPr>
-          <w:rFonts w:ascii="Times New Roman" w:hAnsi="Times New Roman" w:eastAsia="Malgun Gothic"/>
-          <w:b w:val="0"/>
-          <w:i w:val="0"/>
-          <w:sz w:val="22"/>
-        </w:rPr>
-        <w:t xml:space="preserve"> — 한국어 해설: 장면 7에서 아버지 니콜라가 자기 아버지의 말로 인용한다('골풀아 몸을 숙여라, 홍수가 지나간다'). 평생 몸을 숙여 살아남은 항만 노동자의 순응의 지혜이자, 이 도시를 지배해 온 논리. 알레시오는 '홍수가 강이 되어 버렸다면?'이라고 되묻는다.</w:t>
       </w:r>
     </w:p>
     <w:p>
